--- a/docs/entregas/Avance 3 - Arquitectura inicial - Acopio.docx
+++ b/docs/entregas/Avance 3 - Arquitectura inicial - Acopio.docx
@@ -91,7 +91,7 @@
         <w:t xml:space="preserve">Sprint: </w:t>
       </w:r>
       <w:r>
-        <w:t>3</w:t>
+        <w:t>0</w:t>
       </w:r>
     </w:p>
     <w:p>
